--- a/docs/build/lakeshore-enterprise-context/source/07_data_analytics_reporting/semantic_layer_assumptions.docx
+++ b/docs/build/lakeshore-enterprise-context/source/07_data_analytics_reporting/semantic_layer_assumptions.docx
@@ -7,7 +7,7 @@
         <w:pStyle w:val="Title"/>
       </w:pPr>
       <w:r>
-        <w:t>Semantic Layer Assumptions</w:t>
+        <w:t>Semantic Layer Assumptions &amp; Design</w:t>
       </w:r>
     </w:p>
     <w:p>
@@ -24,6 +24,19 @@
         <w:pStyle w:val="Heading1"/>
       </w:pPr>
       <w:r>
+        <w:t>Design</w:t>
+      </w:r>
+    </w:p>
+    <w:p>
+      <w:r>
+        <w:t>A dbt-based semantic layer is the single source of certified metrics for both BI and AI retrieval. Conformed dimensions (entity, cost center, GL account, vendor, currency, calendar) and certified metrics (revenue, EBITDA, DSO/DPO, cash conversion, forecast accuracy) are defined once and consumed everywhere.</w:t>
+      </w:r>
+    </w:p>
+    <w:p>
+      <w:pPr>
+        <w:pStyle w:val="Heading1"/>
+      </w:pPr>
+      <w:r>
         <w:t>Assumptions</w:t>
       </w:r>
     </w:p>
@@ -32,7 +45,7 @@
         <w:pStyle w:val="ListBullet"/>
       </w:pPr>
       <w:r>
-        <w:t>Single conformed dimension set for finance.</w:t>
+        <w:t>Single conformed dimension set across finance, treasury, and procurement marts.</w:t>
       </w:r>
     </w:p>
     <w:p>
@@ -40,7 +53,7 @@
         <w:pStyle w:val="ListBullet"/>
       </w:pPr>
       <w:r>
-        <w:t>Certified metric definitions in dbt semantic layer.</w:t>
+        <w:t>Certified metric definitions versioned in dbt with tests, ownership, and lineage exposures.</w:t>
       </w:r>
     </w:p>
     <w:p>
@@ -48,9 +61,173 @@
         <w:pStyle w:val="ListBullet"/>
       </w:pPr>
       <w:r>
-        <w:t>BI tools consume governed metrics only.</w:t>
+        <w:t>BI tools and the AI context broker consume governed metrics only (no ad-hoc SQL in reports).</w:t>
       </w:r>
     </w:p>
+    <w:p>
+      <w:pPr>
+        <w:pStyle w:val="ListBullet"/>
+      </w:pPr>
+      <w:r>
+        <w:t>Row/column access policies enforce tenant and sensitivity scoping at the warehouse.</w:t>
+      </w:r>
+    </w:p>
+    <w:p>
+      <w:pPr>
+        <w:pStyle w:val="ListBullet"/>
+      </w:pPr>
+      <w:r>
+        <w:t>Metric changes flow through a governance PR with steward approval.</w:t>
+      </w:r>
+    </w:p>
+    <w:p>
+      <w:pPr>
+        <w:pStyle w:val="Heading1"/>
+      </w:pPr>
+      <w:r>
+        <w:t>Conflicts to resolve</w:t>
+      </w:r>
+    </w:p>
+    <w:tbl>
+      <w:tblPr>
+        <w:tblStyle w:val="LightGrid-Accent1"/>
+        <w:tblW w:type="auto" w:w="0"/>
+        <w:tblLook w:firstColumn="1" w:firstRow="1" w:lastColumn="0" w:lastRow="0" w:noHBand="0" w:noVBand="1" w:val="04A0"/>
+      </w:tblPr>
+      <w:tblGrid>
+        <w:gridCol w:w="2880"/>
+        <w:gridCol w:w="2880"/>
+        <w:gridCol w:w="2880"/>
+      </w:tblGrid>
+      <w:tr>
+        <w:tc>
+          <w:tcPr>
+            <w:tcW w:type="dxa" w:w="2880"/>
+          </w:tcPr>
+          <w:p>
+            <w:r>
+              <w:t>Metric</w:t>
+            </w:r>
+          </w:p>
+        </w:tc>
+        <w:tc>
+          <w:tcPr>
+            <w:tcW w:type="dxa" w:w="2880"/>
+          </w:tcPr>
+          <w:p>
+            <w:r>
+              <w:t>Issue</w:t>
+            </w:r>
+          </w:p>
+        </w:tc>
+        <w:tc>
+          <w:tcPr>
+            <w:tcW w:type="dxa" w:w="2880"/>
+          </w:tcPr>
+          <w:p>
+            <w:r>
+              <w:t>Resolution</w:t>
+            </w:r>
+          </w:p>
+        </w:tc>
+      </w:tr>
+      <w:tr>
+        <w:tc>
+          <w:tcPr>
+            <w:tcW w:type="dxa" w:w="2880"/>
+          </w:tcPr>
+          <w:p>
+            <w:r>
+              <w:t>Revenue</w:t>
+            </w:r>
+          </w:p>
+        </w:tc>
+        <w:tc>
+          <w:tcPr>
+            <w:tcW w:type="dxa" w:w="2880"/>
+          </w:tcPr>
+          <w:p>
+            <w:r>
+              <w:t>3 definitions across BUs</w:t>
+            </w:r>
+          </w:p>
+        </w:tc>
+        <w:tc>
+          <w:tcPr>
+            <w:tcW w:type="dxa" w:w="2880"/>
+          </w:tcPr>
+          <w:p>
+            <w:r>
+              <w:t>certify single definition</w:t>
+            </w:r>
+          </w:p>
+        </w:tc>
+      </w:tr>
+      <w:tr>
+        <w:tc>
+          <w:tcPr>
+            <w:tcW w:type="dxa" w:w="2880"/>
+          </w:tcPr>
+          <w:p>
+            <w:r>
+              <w:t>Cash conversion</w:t>
+            </w:r>
+          </w:p>
+        </w:tc>
+        <w:tc>
+          <w:tcPr>
+            <w:tcW w:type="dxa" w:w="2880"/>
+          </w:tcPr>
+          <w:p>
+            <w:r>
+              <w:t>timing basis differs</w:t>
+            </w:r>
+          </w:p>
+        </w:tc>
+        <w:tc>
+          <w:tcPr>
+            <w:tcW w:type="dxa" w:w="2880"/>
+          </w:tcPr>
+          <w:p>
+            <w:r>
+              <w:t>standardize on trailing-90</w:t>
+            </w:r>
+          </w:p>
+        </w:tc>
+      </w:tr>
+      <w:tr>
+        <w:tc>
+          <w:tcPr>
+            <w:tcW w:type="dxa" w:w="2880"/>
+          </w:tcPr>
+          <w:p>
+            <w:r>
+              <w:t>Forecast accuracy</w:t>
+            </w:r>
+          </w:p>
+        </w:tc>
+        <w:tc>
+          <w:tcPr>
+            <w:tcW w:type="dxa" w:w="2880"/>
+          </w:tcPr>
+          <w:p>
+            <w:r>
+              <w:t>numerator varies</w:t>
+            </w:r>
+          </w:p>
+        </w:tc>
+        <w:tc>
+          <w:tcPr>
+            <w:tcW w:type="dxa" w:w="2880"/>
+          </w:tcPr>
+          <w:p>
+            <w:r>
+              <w:t>define MAPE basis</w:t>
+            </w:r>
+          </w:p>
+        </w:tc>
+      </w:tr>
+    </w:tbl>
     <w:sectPr>
       <w:headerReference w:type="default" r:id="rId9"/>
       <w:footerReference w:type="default" r:id="rId10"/>
